--- a/en/week-8/cen429-week-8-ders-notu.docx
+++ b/en/week-8/cen429-week-8-ders-notu.docx
@@ -2,7 +2,7 @@
 <file path=word/document.xml><?xml version="1.0" encoding="utf-8"?>
 <w:document xmlns:w="http://schemas.openxmlformats.org/wordprocessingml/2006/main" xmlns:m="http://schemas.openxmlformats.org/officeDocument/2006/math" xmlns:r="http://schemas.openxmlformats.org/officeDocument/2006/relationships" xmlns:o="urn:schemas-microsoft-com:office:office" xmlns:v="urn:schemas-microsoft-com:vml" xmlns:w10="urn:schemas-microsoft-com:office:word" xmlns:a="http://schemas.openxmlformats.org/drawingml/2006/main" xmlns:pic="http://schemas.openxmlformats.org/drawingml/2006/picture" xmlns:wp="http://schemas.openxmlformats.org/drawingml/2006/wordprocessingDrawing">
   <w:body>
-    <w:bookmarkStart w:id="39" w:name="week-8-midterm-exam-week-quiz-1"/>
+    <w:bookmarkStart w:id="45" w:name="week-8-midterm-exam-week-quiz-1"/>
     <w:p>
       <w:pPr>
         <w:pStyle w:val="Heading1"/>
@@ -293,7 +293,7 @@
         </w:pict>
       </w:r>
     </w:p>
-    <w:bookmarkStart w:id="23" w:name="topic-map-weeks-16"/>
+    <w:bookmarkStart w:id="29" w:name="topic-map-weeks-16"/>
     <w:p>
       <w:pPr>
         <w:pStyle w:val="Heading2"/>
@@ -371,19 +371,28 @@
             <w:pPr>
               <w:pStyle w:val="Compact"/>
             </w:pPr>
-            <w:r>
-              <w:rPr>
-                <w:b/>
-                <w:bCs/>
-              </w:rPr>
-              <w:t xml:space="preserve">1</w:t>
-            </w:r>
-            <w:r>
-              <w:t xml:space="preserve"> </w:t>
-            </w:r>
-            <w:r>
-              <w:t xml:space="preserve">Introduction and protection plan</w:t>
-            </w:r>
+            <w:hyperlink r:id="rId20">
+              <w:r>
+                <w:rPr>
+                  <w:rStyle w:val="Hyperlink"/>
+                  <w:b/>
+                  <w:bCs/>
+                </w:rPr>
+                <w:t xml:space="preserve">1</w:t>
+              </w:r>
+              <w:r>
+                <w:rPr>
+                  <w:rStyle w:val="Hyperlink"/>
+                </w:rPr>
+                <w:t xml:space="preserve"> </w:t>
+              </w:r>
+              <w:r>
+                <w:rPr>
+                  <w:rStyle w:val="Hyperlink"/>
+                </w:rPr>
+                <w:t xml:space="preserve">Introduction and protection plan</w:t>
+              </w:r>
+            </w:hyperlink>
           </w:p>
         </w:tc>
         <w:tc>
@@ -427,19 +436,28 @@
             <w:pPr>
               <w:pStyle w:val="Compact"/>
             </w:pPr>
-            <w:r>
-              <w:rPr>
-                <w:b/>
-                <w:bCs/>
-              </w:rPr>
-              <w:t xml:space="preserve">2</w:t>
-            </w:r>
-            <w:r>
-              <w:t xml:space="preserve"> </w:t>
-            </w:r>
-            <w:r>
-              <w:t xml:space="preserve">Malware and models</w:t>
-            </w:r>
+            <w:hyperlink r:id="rId21">
+              <w:r>
+                <w:rPr>
+                  <w:rStyle w:val="Hyperlink"/>
+                  <w:b/>
+                  <w:bCs/>
+                </w:rPr>
+                <w:t xml:space="preserve">2</w:t>
+              </w:r>
+              <w:r>
+                <w:rPr>
+                  <w:rStyle w:val="Hyperlink"/>
+                </w:rPr>
+                <w:t xml:space="preserve"> </w:t>
+              </w:r>
+              <w:r>
+                <w:rPr>
+                  <w:rStyle w:val="Hyperlink"/>
+                </w:rPr>
+                <w:t xml:space="preserve">Malware and models</w:t>
+              </w:r>
+            </w:hyperlink>
           </w:p>
         </w:tc>
         <w:tc>
@@ -483,19 +501,28 @@
             <w:pPr>
               <w:pStyle w:val="Compact"/>
             </w:pPr>
-            <w:r>
-              <w:rPr>
-                <w:b/>
-                <w:bCs/>
-              </w:rPr>
-              <w:t xml:space="preserve">3</w:t>
-            </w:r>
-            <w:r>
-              <w:t xml:space="preserve"> </w:t>
-            </w:r>
-            <w:r>
-              <w:t xml:space="preserve">Data security</w:t>
-            </w:r>
+            <w:hyperlink r:id="rId22">
+              <w:r>
+                <w:rPr>
+                  <w:rStyle w:val="Hyperlink"/>
+                  <w:b/>
+                  <w:bCs/>
+                </w:rPr>
+                <w:t xml:space="preserve">3</w:t>
+              </w:r>
+              <w:r>
+                <w:rPr>
+                  <w:rStyle w:val="Hyperlink"/>
+                </w:rPr>
+                <w:t xml:space="preserve"> </w:t>
+              </w:r>
+              <w:r>
+                <w:rPr>
+                  <w:rStyle w:val="Hyperlink"/>
+                </w:rPr>
+                <w:t xml:space="preserve">Data security</w:t>
+              </w:r>
+            </w:hyperlink>
           </w:p>
         </w:tc>
         <w:tc>
@@ -539,19 +566,28 @@
             <w:pPr>
               <w:pStyle w:val="Compact"/>
             </w:pPr>
-            <w:r>
-              <w:rPr>
-                <w:b/>
-                <w:bCs/>
-              </w:rPr>
-              <w:t xml:space="preserve">4</w:t>
-            </w:r>
-            <w:r>
-              <w:t xml:space="preserve"> </w:t>
-            </w:r>
-            <w:r>
-              <w:t xml:space="preserve">C/C++ hardening</w:t>
-            </w:r>
+            <w:hyperlink r:id="rId23">
+              <w:r>
+                <w:rPr>
+                  <w:rStyle w:val="Hyperlink"/>
+                  <w:b/>
+                  <w:bCs/>
+                </w:rPr>
+                <w:t xml:space="preserve">4</w:t>
+              </w:r>
+              <w:r>
+                <w:rPr>
+                  <w:rStyle w:val="Hyperlink"/>
+                </w:rPr>
+                <w:t xml:space="preserve"> </w:t>
+              </w:r>
+              <w:r>
+                <w:rPr>
+                  <w:rStyle w:val="Hyperlink"/>
+                </w:rPr>
+                <w:t xml:space="preserve">C/C++ hardening</w:t>
+              </w:r>
+            </w:hyperlink>
           </w:p>
         </w:tc>
         <w:tc>
@@ -595,19 +631,28 @@
             <w:pPr>
               <w:pStyle w:val="Compact"/>
             </w:pPr>
-            <w:r>
-              <w:rPr>
-                <w:b/>
-                <w:bCs/>
-              </w:rPr>
-              <w:t xml:space="preserve">5</w:t>
-            </w:r>
-            <w:r>
-              <w:t xml:space="preserve"> </w:t>
-            </w:r>
-            <w:r>
-              <w:t xml:space="preserve">Java and interpreted languages</w:t>
-            </w:r>
+            <w:hyperlink r:id="rId24">
+              <w:r>
+                <w:rPr>
+                  <w:rStyle w:val="Hyperlink"/>
+                  <w:b/>
+                  <w:bCs/>
+                </w:rPr>
+                <w:t xml:space="preserve">5</w:t>
+              </w:r>
+              <w:r>
+                <w:rPr>
+                  <w:rStyle w:val="Hyperlink"/>
+                </w:rPr>
+                <w:t xml:space="preserve"> </w:t>
+              </w:r>
+              <w:r>
+                <w:rPr>
+                  <w:rStyle w:val="Hyperlink"/>
+                </w:rPr>
+                <w:t xml:space="preserve">Java and interpreted languages</w:t>
+              </w:r>
+            </w:hyperlink>
           </w:p>
         </w:tc>
         <w:tc>
@@ -663,19 +708,28 @@
             <w:pPr>
               <w:pStyle w:val="Compact"/>
             </w:pPr>
-            <w:r>
-              <w:rPr>
-                <w:b/>
-                <w:bCs/>
-              </w:rPr>
-              <w:t xml:space="preserve">6</w:t>
-            </w:r>
-            <w:r>
-              <w:t xml:space="preserve"> </w:t>
-            </w:r>
-            <w:r>
-              <w:t xml:space="preserve">RASP</w:t>
-            </w:r>
+            <w:hyperlink r:id="rId25">
+              <w:r>
+                <w:rPr>
+                  <w:rStyle w:val="Hyperlink"/>
+                  <w:b/>
+                  <w:bCs/>
+                </w:rPr>
+                <w:t xml:space="preserve">6</w:t>
+              </w:r>
+              <w:r>
+                <w:rPr>
+                  <w:rStyle w:val="Hyperlink"/>
+                </w:rPr>
+                <w:t xml:space="preserve"> </w:t>
+              </w:r>
+              <w:r>
+                <w:rPr>
+                  <w:rStyle w:val="Hyperlink"/>
+                </w:rPr>
+                <w:t xml:space="preserve">RASP</w:t>
+              </w:r>
+            </w:hyperlink>
           </w:p>
         </w:tc>
         <w:tc>
@@ -720,20 +774,20 @@
       <w:r>
         <w:drawing>
           <wp:inline>
-            <wp:extent cx="5759999" cy="2888214"/>
+            <wp:extent cx="5759999" cy="3371122"/>
             <wp:effectExtent b="0" l="0" r="0" t="0"/>
-            <wp:docPr descr="Quiz-1 scope" title="" id="21" name="Picture"/>
+            <wp:docPr descr="Quiz-1 scope" title="" id="27" name="Picture"/>
             <a:graphic>
               <a:graphicData uri="http://schemas.openxmlformats.org/drawingml/2006/picture">
                 <pic:pic>
                   <pic:nvPicPr>
-                    <pic:cNvPr descr="h08-01-kapsam.png" id="22" name="Picture"/>
+                    <pic:cNvPr descr="h08-01-kapsam.png" id="28" name="Picture"/>
                     <pic:cNvPicPr>
                       <a:picLocks noChangeArrowheads="1" noChangeAspect="1"/>
                     </pic:cNvPicPr>
                   </pic:nvPicPr>
                   <pic:blipFill>
-                    <a:blip r:embed="rId20"/>
+                    <a:blip r:embed="rId26"/>
                     <a:stretch>
                       <a:fillRect/>
                     </a:stretch>
@@ -741,7 +795,7 @@
                   <pic:spPr bwMode="auto">
                     <a:xfrm>
                       <a:off x="0" y="0"/>
-                      <a:ext cx="5759999" cy="2888214"/>
+                      <a:ext cx="5759999" cy="3371122"/>
                     </a:xfrm>
                     <a:prstGeom prst="rect">
                       <a:avLst/>
@@ -767,8 +821,8 @@
         </w:pict>
       </w:r>
     </w:p>
-    <w:bookmarkEnd w:id="23"/>
-    <w:bookmarkStart w:id="27" w:name="frequently-confused-concepts"/>
+    <w:bookmarkEnd w:id="29"/>
+    <w:bookmarkStart w:id="33" w:name="frequently-confused-concepts"/>
     <w:p>
       <w:pPr>
         <w:pStyle w:val="Heading2"/>
@@ -1755,20 +1809,20 @@
       <w:r>
         <w:drawing>
           <wp:inline>
-            <wp:extent cx="5759999" cy="2283460"/>
+            <wp:extent cx="5759999" cy="1256874"/>
             <wp:effectExtent b="0" l="0" r="0" t="0"/>
-            <wp:docPr descr="Quiz-1 question types" title="" id="25" name="Picture"/>
+            <wp:docPr descr="Quiz-1 question types" title="" id="31" name="Picture"/>
             <a:graphic>
               <a:graphicData uri="http://schemas.openxmlformats.org/drawingml/2006/picture">
                 <pic:pic>
                   <pic:nvPicPr>
-                    <pic:cNvPr descr="h08-02-soru-tipleri.png" id="26" name="Picture"/>
+                    <pic:cNvPr descr="h08-02-soru-tipleri.png" id="32" name="Picture"/>
                     <pic:cNvPicPr>
                       <a:picLocks noChangeArrowheads="1" noChangeAspect="1"/>
                     </pic:cNvPicPr>
                   </pic:nvPicPr>
                   <pic:blipFill>
-                    <a:blip r:embed="rId24"/>
+                    <a:blip r:embed="rId30"/>
                     <a:stretch>
                       <a:fillRect/>
                     </a:stretch>
@@ -1776,7 +1830,7 @@
                   <pic:spPr bwMode="auto">
                     <a:xfrm>
                       <a:off x="0" y="0"/>
-                      <a:ext cx="5759999" cy="2283460"/>
+                      <a:ext cx="5759999" cy="1256874"/>
                     </a:xfrm>
                     <a:prstGeom prst="rect">
                       <a:avLst/>
@@ -1802,8 +1856,8 @@
         </w:pict>
       </w:r>
     </w:p>
-    <w:bookmarkEnd w:id="27"/>
-    <w:bookmarkStart w:id="31" w:name="a-one-week-study-plan"/>
+    <w:bookmarkEnd w:id="33"/>
+    <w:bookmarkStart w:id="37" w:name="a-one-week-study-plan"/>
     <w:p>
       <w:pPr>
         <w:pStyle w:val="Heading2"/>
@@ -1880,9 +1934,14 @@
             <w:pPr>
               <w:pStyle w:val="Compact"/>
             </w:pPr>
-            <w:r>
-              <w:t xml:space="preserve">Week 1</w:t>
-            </w:r>
+            <w:hyperlink r:id="rId20">
+              <w:r>
+                <w:rPr>
+                  <w:rStyle w:val="Hyperlink"/>
+                </w:rPr>
+                <w:t xml:space="preserve">Week 1</w:t>
+              </w:r>
+            </w:hyperlink>
           </w:p>
         </w:tc>
         <w:tc>
@@ -1915,9 +1974,14 @@
             <w:pPr>
               <w:pStyle w:val="Compact"/>
             </w:pPr>
-            <w:r>
-              <w:t xml:space="preserve">Week 2</w:t>
-            </w:r>
+            <w:hyperlink r:id="rId21">
+              <w:r>
+                <w:rPr>
+                  <w:rStyle w:val="Hyperlink"/>
+                </w:rPr>
+                <w:t xml:space="preserve">Week 2</w:t>
+              </w:r>
+            </w:hyperlink>
           </w:p>
         </w:tc>
         <w:tc>
@@ -1950,8 +2014,19 @@
             <w:pPr>
               <w:pStyle w:val="Compact"/>
             </w:pPr>
-            <w:r>
-              <w:t xml:space="preserve">Week 3 (1)</w:t>
+            <w:hyperlink r:id="rId22">
+              <w:r>
+                <w:rPr>
+                  <w:rStyle w:val="Hyperlink"/>
+                </w:rPr>
+                <w:t xml:space="preserve">Week 3</w:t>
+              </w:r>
+            </w:hyperlink>
+            <w:r>
+              <w:t xml:space="preserve"> </w:t>
+            </w:r>
+            <w:r>
+              <w:t xml:space="preserve">(1)</w:t>
             </w:r>
           </w:p>
         </w:tc>
@@ -2020,9 +2095,14 @@
             <w:pPr>
               <w:pStyle w:val="Compact"/>
             </w:pPr>
-            <w:r>
-              <w:t xml:space="preserve">Week 4</w:t>
-            </w:r>
+            <w:hyperlink r:id="rId23">
+              <w:r>
+                <w:rPr>
+                  <w:rStyle w:val="Hyperlink"/>
+                </w:rPr>
+                <w:t xml:space="preserve">Week 4</w:t>
+              </w:r>
+            </w:hyperlink>
           </w:p>
         </w:tc>
         <w:tc>
@@ -2115,20 +2195,20 @@
       <w:r>
         <w:drawing>
           <wp:inline>
-            <wp:extent cx="5759999" cy="2280342"/>
+            <wp:extent cx="5759999" cy="2002833"/>
             <wp:effectExtent b="0" l="0" r="0" t="0"/>
-            <wp:docPr descr="Midterm grade calculation" title="" id="29" name="Picture"/>
+            <wp:docPr descr="Midterm grade calculation" title="" id="35" name="Picture"/>
             <a:graphic>
               <a:graphicData uri="http://schemas.openxmlformats.org/drawingml/2006/picture">
                 <pic:pic>
                   <pic:nvPicPr>
-                    <pic:cNvPr descr="h08-03-vize-hesabi.png" id="30" name="Picture"/>
+                    <pic:cNvPr descr="h08-03-vize-hesabi.png" id="36" name="Picture"/>
                     <pic:cNvPicPr>
                       <a:picLocks noChangeArrowheads="1" noChangeAspect="1"/>
                     </pic:cNvPicPr>
                   </pic:nvPicPr>
                   <pic:blipFill>
-                    <a:blip r:embed="rId28"/>
+                    <a:blip r:embed="rId34"/>
                     <a:stretch>
                       <a:fillRect/>
                     </a:stretch>
@@ -2136,7 +2216,7 @@
                   <pic:spPr bwMode="auto">
                     <a:xfrm>
                       <a:off x="0" y="0"/>
-                      <a:ext cx="5759999" cy="2280342"/>
+                      <a:ext cx="5759999" cy="2002833"/>
                     </a:xfrm>
                     <a:prstGeom prst="rect">
                       <a:avLst/>
@@ -2162,8 +2242,8 @@
         </w:pict>
       </w:r>
     </w:p>
-    <w:bookmarkEnd w:id="31"/>
-    <w:bookmarkStart w:id="38" w:name="sample-questions"/>
+    <w:bookmarkEnd w:id="37"/>
+    <w:bookmarkStart w:id="44" w:name="sample-questions"/>
     <w:p>
       <w:pPr>
         <w:pStyle w:val="Heading2"/>
@@ -2203,20 +2283,20 @@
       <w:r>
         <w:drawing>
           <wp:inline>
-            <wp:extent cx="5759999" cy="2748610"/>
+            <wp:extent cx="5759999" cy="1290842"/>
             <wp:effectExtent b="0" l="0" r="0" t="0"/>
-            <wp:docPr descr="Study plan" title="" id="33" name="Picture"/>
+            <wp:docPr descr="Study plan" title="" id="39" name="Picture"/>
             <a:graphic>
               <a:graphicData uri="http://schemas.openxmlformats.org/drawingml/2006/picture">
                 <pic:pic>
                   <pic:nvPicPr>
-                    <pic:cNvPr descr="h08-04-calisma-plani.png" id="34" name="Picture"/>
+                    <pic:cNvPr descr="h08-04-calisma-plani.png" id="40" name="Picture"/>
                     <pic:cNvPicPr>
                       <a:picLocks noChangeArrowheads="1" noChangeAspect="1"/>
                     </pic:cNvPicPr>
                   </pic:nvPicPr>
                   <pic:blipFill>
-                    <a:blip r:embed="rId32"/>
+                    <a:blip r:embed="rId38"/>
                     <a:stretch>
                       <a:fillRect/>
                     </a:stretch>
@@ -2224,7 +2304,7 @@
                   <pic:spPr bwMode="auto">
                     <a:xfrm>
                       <a:off x="0" y="0"/>
-                      <a:ext cx="5759999" cy="2748610"/>
+                      <a:ext cx="5759999" cy="1290842"/>
                     </a:xfrm>
                     <a:prstGeom prst="rect">
                       <a:avLst/>
@@ -2243,7 +2323,7 @@
         </w:drawing>
       </w:r>
     </w:p>
-    <w:bookmarkStart w:id="35" w:name="concepts"/>
+    <w:bookmarkStart w:id="41" w:name="concepts"/>
     <w:p>
       <w:pPr>
         <w:pStyle w:val="Heading3"/>
@@ -2510,8 +2590,8 @@
         <w:t xml:space="preserve">which check was triggered.</w:t>
       </w:r>
     </w:p>
-    <w:bookmarkEnd w:id="35"/>
-    <w:bookmarkStart w:id="36" w:name="reading-code-find-the-bug"/>
+    <w:bookmarkEnd w:id="41"/>
+    <w:bookmarkStart w:id="42" w:name="reading-code-find-the-bug"/>
     <w:p>
       <w:pPr>
         <w:pStyle w:val="Heading3"/>
@@ -3960,8 +4040,8 @@
         <w:t xml:space="preserve">).</w:t>
       </w:r>
     </w:p>
-    <w:bookmarkEnd w:id="36"/>
-    <w:bookmarkStart w:id="37" w:name="scenario"/>
+    <w:bookmarkEnd w:id="42"/>
+    <w:bookmarkStart w:id="43" w:name="scenario"/>
     <w:p>
       <w:pPr>
         <w:pStyle w:val="Heading3"/>
@@ -4267,9 +4347,9 @@
         <w:t xml:space="preserve">should be delayed.</w:t>
       </w:r>
     </w:p>
-    <w:bookmarkEnd w:id="37"/>
-    <w:bookmarkEnd w:id="38"/>
-    <w:bookmarkEnd w:id="39"/>
+    <w:bookmarkEnd w:id="43"/>
+    <w:bookmarkEnd w:id="44"/>
+    <w:bookmarkEnd w:id="45"/>
     <w:sectPr>
       <w:headerReference r:id="rId9" w:type="default"/>
       <w:footerReference r:id="rId10" w:type="default"/>
